--- a/docs/requisitos/especificacao-de-requisitos-adota-aqui.docx
+++ b/docs/requisitos/especificacao-de-requisitos-adota-aqui.docx
@@ -1174,7 +1174,7 @@
                 <w:szCs w:val="22"/>
                 <w:rtl w:val="0"/>
               </w:rPr>
-              <w:t xml:space="preserve">JSON Web Token — padrão de token usado na autenticação</w:t>
+              <w:t xml:space="preserve">JSON Web Token: padrão de token usado na autenticação</w:t>
             </w:r>
             <w:r>
               <w:rPr>
@@ -1246,7 +1246,7 @@
                 <w:szCs w:val="22"/>
                 <w:rtl w:val="0"/>
               </w:rPr>
-              <w:t xml:space="preserve">Create, Read, Update, Delete — operações básicas de dados</w:t>
+              <w:t xml:space="preserve">Create, Read, Update, Delete: operações básicas de dados</w:t>
             </w:r>
             <w:r>
               <w:rPr>
@@ -1390,7 +1390,7 @@
                 <w:szCs w:val="22"/>
                 <w:rtl w:val="0"/>
               </w:rPr>
-              <w:t xml:space="preserve">Minimum Viable Product — versão mínima viável do sistema, dentro do prazo do curso</w:t>
+              <w:t xml:space="preserve">Minimum Viable Product: versão mínima viável do sistema, dentro do prazo do curso</w:t>
             </w:r>
             <w:r>
               <w:rPr>
@@ -1656,7 +1656,7 @@
           <w:szCs w:val="24"/>
           <w:rtl w:val="0"/>
         </w:rPr>
-        <w:t xml:space="preserve">IEEE. IEEE Std 830-1998 — IEEE Recommended Practice for Software Requirements Specifications. New York: Institute of Electrical and Electronics Engineers, 1998.</w:t>
+        <w:t xml:space="preserve">IEEE. IEEE Std 830-1998 - IEEE Recommended Practice for Software Requirements Specifications. New York: Institute of Electrical and Electronics Engineers, 1998.</w:t>
       </w:r>
     </w:p>
     <w:p>
@@ -1674,7 +1674,7 @@
           <w:szCs w:val="24"/>
           <w:rtl w:val="0"/>
         </w:rPr>
-        <w:t xml:space="preserve">ISO/IEC/IEEE. ISO/IEC/IEEE 29148:2018 — Systems and software engineering — Life cycle processes — Requirements engineering. Geneva: International Organization for Standardization, 2018.</w:t>
+        <w:t xml:space="preserve">ISO/IEC/IEEE. ISO/IEC/IEEE 29148:2018 - Systems and software engineering - Life cycle processes - Requirements engineering. Geneva: International Organization for Standardization, 2018.</w:t>
       </w:r>
     </w:p>
     <w:p>
@@ -3015,7 +3015,7 @@
                 <w:szCs w:val="22"/>
                 <w:rtl w:val="0"/>
               </w:rPr>
-              <w:t xml:space="preserve">O sistema deve permitir que um Abrigo cadastre animais disponíveis para adoção, informando nome, espécie, raça, idade, porte, peso (opcional), imagens, histórico de vacinação, se castrado ou não, atributos de convivência (bom com crianças, bom com cães, bom com gatos – cada um com três estados possíveis: sim, não, não testado –, nível de energia), e uma breve descrição da trajetória do animal.</w:t>
+              <w:t xml:space="preserve">O sistema deve permitir que um Abrigo cadastre animais disponíveis para adoção, informando nome, espécie, raça, idade, porte, peso (opcional), imagens, histórico de vacinação, se castrado ou não, atributos de convivência (bom com crianças, bom com cães e bom com gatos, cada um com três estados possíveis: sim, não ou não testado; e nível de energia), e uma breve descrição da trajetória do animal.</w:t>
             </w:r>
             <w:r>
               <w:rPr>
@@ -7598,7 +7598,7 @@
           <w:szCs w:val="24"/>
           <w:rtl w:val="0"/>
         </w:rPr>
-        <w:t xml:space="preserve">Fluxo distinto de “para adoção”, para reportar e divulgar animais perdidos — identificado em pesquisa de benchmark como funcionalidade valorizada em plataformas semelhantes.</w:t>
+        <w:t xml:space="preserve">Fluxo distinto de “para adoção”, para reportar e divulgar animais perdidos, identificado em pesquisa de benchmark como funcionalidade valorizada em plataformas semelhantes.</w:t>
       </w:r>
     </w:p>
     <w:p>
@@ -7724,7 +7724,7 @@
           <w:szCs w:val="24"/>
           <w:rtl w:val="0"/>
         </w:rPr>
-        <w:t xml:space="preserve">Visualização em mapa de animais disponíveis, regiões com maior procura por adoção e ocorrências de resgate — vai além do filtro por estado (RF14) do MVP.</w:t>
+        <w:t xml:space="preserve">Visualização em mapa de animais disponíveis, regiões com maior procura por adoção e ocorrências de resgate. Vai além do filtro por estado (RF14) do MVP.</w:t>
       </w:r>
     </w:p>
     <w:p>

--- a/docs/requisitos/especificacao-de-requisitos-adota-aqui.docx
+++ b/docs/requisitos/especificacao-de-requisitos-adota-aqui.docx
@@ -3333,7 +3333,7 @@
                 <w:szCs w:val="22"/>
                 <w:rtl w:val="0"/>
               </w:rPr>
-              <w:t xml:space="preserve">O sistema deve permitir a visualização da listagem de animais disponíveis, com filtros por espécie, raça, porte, sexo, atributos de convivência e cidade. O filtro de localização (mesmo estado) é fixo, herdado automaticamente da conta do Usuario. Para o Visitante e para o Abrigo autenticado, a listagem exibe animais de todos os estados. Se não houver nenhum animal disponível no estado do Usuario, o sistema deve exibir uma mensagem informativa. Cada animal listado deve exibir o nome do Protetor responsável pelo cadastro.</w:t>
+              <w:t xml:space="preserve">O sistema deve permitir a visualização da listagem de animais disponíveis, com filtros por espécie, raça, porte, sexo, atributos de convivência, nome do animal ou protetor, e cidade. O filtro de localização (mesmo estado) é fixo, herdado automaticamente da conta do Usuario. Para o Visitante e para o Abrigo autenticado, a listagem exibe animais de todos os estados. Se não houver nenhum animal disponível no estado do Usuario, o sistema deve exibir uma mensagem informativa. Cada animal listado deve exibir o nome do Protetor responsável pelo cadastro.</w:t>
             </w:r>
             <w:r>
               <w:rPr>
@@ -8273,6 +8273,20 @@
   <w:style w:type="paragraph" w:styleId="Normal" w:default="1">
     <w:name w:val="normal"/>
   </w:style>
+  <w:style w:type="table" w:styleId="TableNormal" w:default="1">
+    <w:name w:val="TableNormal"/>
+    <w:tblPr>
+      <w:tblCellMar>
+        <w:top w:w="100.0" w:type="dxa"/>
+        <w:left w:w="100.0" w:type="dxa"/>
+        <w:bottom w:w="100.0" w:type="dxa"/>
+        <w:right w:w="100.0" w:type="dxa"/>
+      </w:tblCellMar>
+    </w:tblPr>
+  </w:style>
+  <w:style w:type="paragraph" w:styleId="Normal" w:default="1">
+    <w:name w:val="normal"/>
+  </w:style>
   <w:style w:type="paragraph" w:styleId="Strong">
     <w:name w:val="Strong"/>
     <w:basedOn w:val="Normal"/>
@@ -8371,6 +8385,71 @@
       <w:sz w:val="20"/>
       <w:szCs w:val="20"/>
     </w:rPr>
+  </w:style>
+  <w:style w:type="table" w:styleId="Table1">
+    <w:basedOn w:val="TableNormal"/>
+    <w:tblPr>
+      <w:tblStyleRowBandSize w:val="1"/>
+      <w:tblStyleColBandSize w:val="1"/>
+      <w:tblCellMar>
+        <w:top w:w="0.0" w:type="dxa"/>
+        <w:left w:w="115.0" w:type="dxa"/>
+        <w:bottom w:w="0.0" w:type="dxa"/>
+        <w:right w:w="115.0" w:type="dxa"/>
+      </w:tblCellMar>
+    </w:tblPr>
+  </w:style>
+  <w:style w:type="table" w:styleId="Table2">
+    <w:basedOn w:val="TableNormal"/>
+    <w:tblPr>
+      <w:tblStyleRowBandSize w:val="1"/>
+      <w:tblStyleColBandSize w:val="1"/>
+      <w:tblCellMar>
+        <w:top w:w="0.0" w:type="dxa"/>
+        <w:left w:w="115.0" w:type="dxa"/>
+        <w:bottom w:w="0.0" w:type="dxa"/>
+        <w:right w:w="115.0" w:type="dxa"/>
+      </w:tblCellMar>
+    </w:tblPr>
+  </w:style>
+  <w:style w:type="table" w:styleId="Table3">
+    <w:basedOn w:val="TableNormal"/>
+    <w:tblPr>
+      <w:tblStyleRowBandSize w:val="1"/>
+      <w:tblStyleColBandSize w:val="1"/>
+      <w:tblCellMar>
+        <w:top w:w="0.0" w:type="dxa"/>
+        <w:left w:w="115.0" w:type="dxa"/>
+        <w:bottom w:w="0.0" w:type="dxa"/>
+        <w:right w:w="115.0" w:type="dxa"/>
+      </w:tblCellMar>
+    </w:tblPr>
+  </w:style>
+  <w:style w:type="table" w:styleId="Table4">
+    <w:basedOn w:val="TableNormal"/>
+    <w:tblPr>
+      <w:tblStyleRowBandSize w:val="1"/>
+      <w:tblStyleColBandSize w:val="1"/>
+      <w:tblCellMar>
+        <w:top w:w="0.0" w:type="dxa"/>
+        <w:left w:w="115.0" w:type="dxa"/>
+        <w:bottom w:w="0.0" w:type="dxa"/>
+        <w:right w:w="115.0" w:type="dxa"/>
+      </w:tblCellMar>
+    </w:tblPr>
+  </w:style>
+  <w:style w:type="table" w:styleId="Table5">
+    <w:basedOn w:val="TableNormal"/>
+    <w:tblPr>
+      <w:tblStyleRowBandSize w:val="1"/>
+      <w:tblStyleColBandSize w:val="1"/>
+      <w:tblCellMar>
+        <w:top w:w="0.0" w:type="dxa"/>
+        <w:left w:w="115.0" w:type="dxa"/>
+        <w:bottom w:w="0.0" w:type="dxa"/>
+        <w:right w:w="115.0" w:type="dxa"/>
+      </w:tblCellMar>
+    </w:tblPr>
   </w:style>
   <w:style w:type="table" w:styleId="Table1">
     <w:basedOn w:val="TableNormal"/>
@@ -8976,7 +9055,7 @@
 
 <file path=customXML/item1.xml><?xml version="1.0" encoding="utf-8"?>
 <go:gDocsCustomXmlDataStorage xmlns:go="http://customooxmlschemas.google.com/" xmlns:r="http://schemas.openxmlformats.org/officeDocument/2006/relationships" uri="GoogleDocsCustomDataVersion2">
-  <go:docsCustomData xmlns:go="http://customooxmlschemas.google.com/" roundtripDataSignature="AMtx7mhP4kbX5y4o/NRznYfkv/gtDVWDHw==">CgMxLjA4AHIhMTRXMHRiY29HbmNGTWh3R0RtWkk3NkI5TmhUWVg4aTd1</go:docsCustomData>
+  <go:docsCustomData xmlns:go="http://customooxmlschemas.google.com/" roundtripDataSignature="AMtx7mjJMlTn/yvrva8kt1XDHxuGzNUUqw==">CgMxLjA4AHIhMUNqb2E3TGc3Y1NkOFB0RUlsRzNVMkFRbVQ0cm1KVU56</go:docsCustomData>
 </go:gDocsCustomXmlDataStorage>
 </file>
 

--- a/docs/requisitos/especificacao-de-requisitos-adota-aqui.docx
+++ b/docs/requisitos/especificacao-de-requisitos-adota-aqui.docx
@@ -3545,7 +3545,7 @@
                 <w:szCs w:val="22"/>
                 <w:rtl w:val="0"/>
               </w:rPr>
-              <w:t xml:space="preserve">O sistema deve notificar o cadastrante do animal sobre o interesse recebido, e disponibilizar as informações de contato do cadastrante ao usuário interessado, permitindo que qualquer uma das partes inicie o contato primeiro.</w:t>
+              <w:t>O sistema deve notificar o cadastrante do animal sobre o interesse recebido, e disponibilizar as informações de contato do cadastrante ao usuário interessado, permitindo que qualquer uma das partes inicie o contato primeiro. No MVP, a notificação é o próprio painel de interesses recebidos, onde o interesse novo aparece como pendente.</w:t>
             </w:r>
             <w:r>
               <w:rPr>
@@ -3863,7 +3863,7 @@
                 <w:szCs w:val="22"/>
                 <w:rtl w:val="0"/>
               </w:rPr>
-              <w:t xml:space="preserve">(Opcional, a validar) O sistema deve exibir, apenas para o Protetor cadastrante (nunca publicamente), a quantidade de interesses recebidos por um animal.</w:t>
+              <w:t>(Opcional) O sistema deve exibir, apenas para o Protetor cadastrante (nunca publicamente), a quantidade de interesses recebidos por um animal.</w:t>
             </w:r>
             <w:r>
               <w:rPr>
